--- a/descargas/tarjeta_hombro.docx
+++ b/descargas/tarjeta_hombro.docx
@@ -1880,7 +1880,7 @@
                 <w:sz w:val="17"/>
                 <w:szCs w:val="17"/>
               </w:rPr>
-              <w:t xml:space="preserve">Inspección: brazo en cabestrillo, escápula en rotación inferior o inclinación anterior, cabeza humeral anteriorizada. Cluster A: arco doloroso + drop arm + debilidad en RE → LR+ 15,6 con los tres positivos. Cluster B: edad &gt;65 + debilidad en RE + dolor nocturno → LR+ 9,8 con los tres positivos.</w:t>
+              <w:t xml:space="preserve">Inspección: brazo en cabestrillo, escápula en rotación inferior o inclinación anterior, cabeza humeral anteriorizada. Cluster A: arco doloroso + drop arm + debilidad en RE → LR+ 15,6 con los tres positivos. Cluster B: edad ≥65 + debilidad en RE (± dolor nocturno) → LR+ 9,8 en la derivación, 5,0 en la validación.</w:t>
             </w:r>
           </w:p>
         </w:tc>

--- a/descargas/tarjeta_hombro.docx
+++ b/descargas/tarjeta_hombro.docx
@@ -2082,7 +2082,7 @@
           <w:sz w:val="16"/>
           <w:szCs w:val="16"/>
         </w:rPr>
-        <w:t xml:space="preserve">No usar en hombro congelado: test específicos de MR, labrum o AC — casi siempre salen positivos al tensar una cápsula sensibilizada. Los test AC por separado son débiles: Paxinos + O’Brien combinados dan S y E &gt;90 % (Ampliar).</w:t>
+        <w:t xml:space="preserve">No usar en hombro congelado: test específicos de MR, labrum o AC — casi siempre salen positivos al tensar una cápsula sensibilizada. Los test AC por separado son débiles: Paxinos + gammagrafía ósea, los dos positivos, dan LR+ 55; los dos negativos, LR− 0,03 (Ampliar).</w:t>
       </w:r>
     </w:p>
     <w:p>
